--- a/templates/Registration_Template.docx
+++ b/templates/Registration_Template.docx
@@ -780,7 +780,7 @@
           <w:vertAlign w:val="baseline"/>
           <w:rtl w:val="0"/>
         </w:rPr>
-        <w:t>{{association_address}}</w:t>
+        <w:t xml:space="preserve">{{association_address}}</w:t>
       </w:r>
       <w:r>
         <w:rPr>
@@ -799,24 +799,26 @@
           <w:vertAlign w:val="baseline"/>
           <w:rtl w:val="0"/>
         </w:rPr>
-      </w:r>
-      <w:r>
-        <w:rPr>
-          <w:rFonts w:ascii="Nirmala UI" w:cs="Nirmala UI" w:eastAsia="Nirmala UI" w:hAnsi="Nirmala UI"/>
-          <w:b w:val="1"/>
-          <w:bCs w:val="1"/>
-          <w:i w:val="0"/>
-          <w:iCs w:val="0"/>
-          <w:smallCaps w:val="0"/>
-          <w:strike w:val="0"/>
-          <w:color w:val="000000"/>
-          <w:sz w:val="26"/>
-          <w:szCs w:val="26"/>
-          <w:u w:val="none"/>
-          <w:shd w:fill="auto" w:val="clear"/>
-          <w:vertAlign w:val="baseline"/>
-          <w:rtl w:val="0"/>
-        </w:rPr>
+        <w:t xml:space="preserve"/>
+      </w:r>
+      <w:r>
+        <w:rPr>
+          <w:rFonts w:ascii="Nirmala UI" w:cs="Nirmala UI" w:eastAsia="Nirmala UI" w:hAnsi="Nirmala UI"/>
+          <w:b w:val="1"/>
+          <w:bCs w:val="1"/>
+          <w:i w:val="0"/>
+          <w:iCs w:val="0"/>
+          <w:smallCaps w:val="0"/>
+          <w:strike w:val="0"/>
+          <w:color w:val="000000"/>
+          <w:sz w:val="26"/>
+          <w:szCs w:val="26"/>
+          <w:u w:val="none"/>
+          <w:shd w:fill="auto" w:val="clear"/>
+          <w:vertAlign w:val="baseline"/>
+          <w:rtl w:val="0"/>
+        </w:rPr>
+        <w:t xml:space="preserve"/>
       </w:r>
       <w:r>
         <w:rPr>
